--- a/livrables/lecons/placement-financier/2026-09-12_lecon-placement-financier_14_gestion-libre-pilotee-mandat-arbitrage.docx
+++ b/livrables/lecons/placement-financier/2026-09-12_lecon-placement-financier_14_gestion-libre-pilotee-mandat-arbitrage.docx
@@ -98,6 +98,17 @@
           <w:szCs w:val="22"/>
         </w:rPr>
         <w:t xml:space="preserve">À l'issue de cette leçon, tu sauras distinguer les trois grands modes de gestion d'un portefeuille au sein des enveloppes françaises (assurance-vie, PER), comprendre ce que tu signes dans une convention de mandat d'arbitrage, et évaluer l'effet de l'empilement des frais de délégation sur ton horizon de placement.</w:t>
+      </w:r>
+      <w:r>
+        <w:rPr>
+          <w:rFonts w:ascii="Times New Roman" w:cs="Times New Roman" w:eastAsia="Times New Roman" w:hAnsi="Times New Roman"/>
+          <w:i/>
+          <w:iCs/>
+          <w:color w:val="6B7280"/>
+          <w:sz w:val="20"/>
+          <w:szCs w:val="20"/>
+        </w:rPr>
+        <w:t xml:space="preserve"> [Précisé le 26/09/2026 : la leçon 13 annonçait « Comment évaluer la QUALITÉ d'un mandat de gestion ? ». Cette leçon y répond par le COÛT — l'empilement des frais de délégation — et par ce que contient la convention de mandat. Elle ne donne pas de grille d'évaluation de la qualité proprement dite : ni performance nette comparée à un indice de référence, ni historique du mandataire, ni contenu attendu d'un reporting. Le mot « qualité » n'y figure pas (vérifié le 26/09/2026). Ces trois points restent à traiter.]</w:t>
       </w:r>
     </w:p>
     <w:p>
@@ -2489,6 +2500,17 @@
         </w:rPr>
         <w:t xml:space="preserve">Comment nos émotions et nos raccourcis cognitifs sabotent nos décisions financières : aversion aux pertes, excès de confiance, biais de récence, biais de confirmation. Et comment construire des garde-fous systémiques pour s'en protéger.</w:t>
       </w:r>
+      <w:r>
+        <w:rPr>
+          <w:rFonts w:ascii="Times New Roman" w:cs="Times New Roman" w:eastAsia="Times New Roman" w:hAnsi="Times New Roman"/>
+          <w:i/>
+          <w:iCs/>
+          <w:color w:val="6B7280"/>
+          <w:sz w:val="20"/>
+          <w:szCs w:val="20"/>
+        </w:rPr>
+        <w:t xml:space="preserve"> Thèmes annoncés : biais comportementaux, aversion aux pertes, excès de confiance, biais de récence, biais de confirmation, garde-fous. [Ajouté le 26/09/2026 : cette ligne nomme, dans les termes de cette section même, ce que la leçon suivante devra traiter ou déclarer non traité. Elle est la condition du contrôle de continuité ajouté ce jour au prompt : sans elle, la leçon suivante ne peut pas être contrôlée sur ce qu'on lui a promis — c'est ce qui est arrivé entre la n°15 et la n°16.]</w:t>
+      </w:r>
     </w:p>
     <w:p>
       <w:pPr>
@@ -2615,6 +2637,72 @@
           <w:szCs w:val="18"/>
         </w:rPr>
         <w:t xml:space="preserve">Document éducatif — Éducation financière générale. Ne constitue pas un conseil en investissement. Risque de perte en capital sur les supports en unités de compte. Consulter un CGP ou CIF agréé pour toute décision personnelle.</w:t>
+      </w:r>
+    </w:p>
+    <w:p>
+      <w:pPr>
+        <w:spacing w:after="120" w:before="360" w:line="276"/>
+      </w:pPr>
+      <w:r>
+        <w:rPr>
+          <w:rFonts w:ascii="Times New Roman" w:cs="Times New Roman" w:eastAsia="Times New Roman" w:hAnsi="Times New Roman"/>
+          <w:b/>
+          <w:bCs/>
+          <w:color w:val="1F2937"/>
+          <w:sz w:val="22"/>
+          <w:szCs w:val="22"/>
+        </w:rPr>
+        <w:t xml:space="preserve">📝 Journal des corrections — 25 septembre 2026</w:t>
+      </w:r>
+    </w:p>
+    <w:p>
+      <w:pPr>
+        <w:spacing w:after="60" w:before="60" w:line="276"/>
+      </w:pPr>
+      <w:r>
+        <w:rPr>
+          <w:rFonts w:ascii="Times New Roman" w:cs="Times New Roman" w:eastAsia="Times New Roman" w:hAnsi="Times New Roman"/>
+          <w:b/>
+          <w:bCs/>
+          <w:color w:val="1F2937"/>
+          <w:sz w:val="22"/>
+          <w:szCs w:val="22"/>
+        </w:rPr>
+        <w:t xml:space="preserve">Un thème annoncé par la leçon 13 et traité sous un seul angle.</w:t>
+      </w:r>
+      <w:r>
+        <w:rPr>
+          <w:rFonts w:ascii="Times New Roman" w:cs="Times New Roman" w:eastAsia="Times New Roman" w:hAnsi="Times New Roman"/>
+          <w:color w:val="1F2937"/>
+          <w:sz w:val="22"/>
+          <w:szCs w:val="22"/>
+        </w:rPr>
+        <w:t xml:space="preserve"> « Comment évaluer la qualité d'un mandat de gestion ? » : cette leçon répond par le coût et par le contenu de la convention, ce qui est utile et vérifiable, mais laisse de côté la performance nette comparée, l'historique du mandataire et le reporting attendu. Le mot « qualité » ne figure pas dans le document (vérifié le 26/09/2026). Précisé à l'endroit de l'objectif plutôt que réécrit.</w:t>
+      </w:r>
+    </w:p>
+    <w:p>
+      <w:pPr>
+        <w:spacing w:after="60" w:before="60" w:line="276"/>
+      </w:pPr>
+      <w:r>
+        <w:rPr>
+          <w:rFonts w:ascii="Times New Roman" w:cs="Times New Roman" w:eastAsia="Times New Roman" w:hAnsi="Times New Roman"/>
+          <w:b/>
+          <w:bCs/>
+          <w:color w:val="1F2937"/>
+          <w:sz w:val="22"/>
+          <w:szCs w:val="22"/>
+        </w:rPr>
+        <w:t xml:space="preserve">Et une ligne d'annonce a été ajoutée pour la leçon 15.</w:t>
+      </w:r>
+      <w:r>
+        <w:rPr>
+          <w:rFonts w:ascii="Times New Roman" w:cs="Times New Roman" w:eastAsia="Times New Roman" w:hAnsi="Times New Roman"/>
+          <w:color w:val="1F2937"/>
+          <w:sz w:val="22"/>
+          <w:szCs w:val="22"/>
+        </w:rPr>
+        <w:t xml:space="preserve"> La section « Prochaine leçon » porte désormais « Thèmes annoncés : … ». C'est cette ligne qui a permis de constater, le 26/09/2026, que le biais de récence qu'elle annonce n'est pas traité par la leçon 15 — laquelle traite le biais de disponibilité à la place.</w:t>
       </w:r>
     </w:p>
     <w:sectPr>
